--- a/Ecuaciones algebraicas.docx
+++ b/Ecuaciones algebraicas.docx
@@ -9,6 +9,9 @@
     </w:p>
     <w:p>
       <w:r>
+        <w:rPr>
+          <w:noProof/>
+        </w:rPr>
         <w:drawing>
           <wp:anchor distT="0" distB="0" distL="114300" distR="114300" simplePos="0" relativeHeight="251658240" behindDoc="0" locked="0" layoutInCell="1" allowOverlap="1" wp14:anchorId="61BB50B8" wp14:editId="62C44684">
             <wp:simplePos x="0" y="0"/>
@@ -161,6 +164,9 @@
     <w:p/>
     <w:p>
       <w:r>
+        <w:rPr>
+          <w:noProof/>
+        </w:rPr>
         <w:drawing>
           <wp:anchor distT="0" distB="0" distL="114300" distR="114300" simplePos="0" relativeHeight="251659264" behindDoc="0" locked="0" layoutInCell="1" allowOverlap="1" wp14:anchorId="5C6D74EC" wp14:editId="3207F77E">
             <wp:simplePos x="0" y="0"/>
@@ -262,6 +268,9 @@
         </mc:AlternateContent>
       </w:r>
       <w:r>
+        <w:rPr>
+          <w:noProof/>
+        </w:rPr>
         <w:drawing>
           <wp:anchor distT="0" distB="0" distL="114300" distR="114300" simplePos="0" relativeHeight="251661312" behindDoc="0" locked="0" layoutInCell="1" allowOverlap="1" wp14:anchorId="10F6FE92" wp14:editId="68259566">
             <wp:simplePos x="0" y="0"/>
@@ -369,6 +378,9 @@
     <w:p/>
     <w:p>
       <w:r>
+        <w:rPr>
+          <w:noProof/>
+        </w:rPr>
         <w:drawing>
           <wp:anchor distT="0" distB="0" distL="114300" distR="114300" simplePos="0" relativeHeight="251660288" behindDoc="0" locked="0" layoutInCell="1" allowOverlap="1" wp14:anchorId="4E040859" wp14:editId="0151340E">
             <wp:simplePos x="0" y="0"/>
@@ -470,6 +482,9 @@
         </mc:AlternateContent>
       </w:r>
       <w:r>
+        <w:rPr>
+          <w:noProof/>
+        </w:rPr>
         <w:drawing>
           <wp:inline distT="0" distB="0" distL="0" distR="0" wp14:anchorId="7443D3A1" wp14:editId="691ACBBC">
             <wp:extent cx="1448002" cy="333422"/>
@@ -513,7 +528,35 @@
     <w:p/>
     <w:p/>
     <w:p/>
-    <w:p/>
+    <w:p>
+      <w:pPr>
+        <w:rPr>
+          <w:rFonts w:eastAsiaTheme="minorEastAsia"/>
+        </w:rPr>
+      </w:pPr>
+      <m:oMathPara>
+        <m:oMath>
+          <m:r>
+            <w:rPr>
+              <w:rFonts w:ascii="Cambria Math" w:hAnsi="Cambria Math"/>
+            </w:rPr>
+            <m:t>3x-5=x+7 x</m:t>
+          </m:r>
+        </m:oMath>
+      </m:oMathPara>
+    </w:p>
+    <w:p>
+      <m:oMathPara>
+        <m:oMath>
+          <m:r>
+            <w:rPr>
+              <w:rFonts w:ascii="Cambria Math" w:hAnsi="Cambria Math"/>
+            </w:rPr>
+            <m:t>=6</m:t>
+          </m:r>
+        </m:oMath>
+      </m:oMathPara>
+    </w:p>
     <w:p>
       <w:r>
         <w:lastRenderedPageBreak/>
@@ -530,6 +573,9 @@
     </w:p>
     <w:p>
       <w:r>
+        <w:rPr>
+          <w:noProof/>
+        </w:rPr>
         <w:drawing>
           <wp:anchor distT="0" distB="0" distL="114300" distR="114300" simplePos="0" relativeHeight="251668480" behindDoc="0" locked="0" layoutInCell="1" allowOverlap="1" wp14:anchorId="6D3F2F65" wp14:editId="26F00F07">
             <wp:simplePos x="0" y="0"/>
@@ -587,6 +633,9 @@
         </w:drawing>
       </w:r>
       <w:r>
+        <w:rPr>
+          <w:noProof/>
+        </w:rPr>
         <w:drawing>
           <wp:anchor distT="0" distB="0" distL="114300" distR="114300" simplePos="0" relativeHeight="251669504" behindDoc="0" locked="0" layoutInCell="1" allowOverlap="1" wp14:anchorId="2C056E5D" wp14:editId="68F55642">
             <wp:simplePos x="0" y="0"/>
@@ -744,6 +793,9 @@
         </mc:AlternateContent>
       </w:r>
       <w:r>
+        <w:rPr>
+          <w:noProof/>
+        </w:rPr>
         <w:drawing>
           <wp:anchor distT="0" distB="0" distL="114300" distR="114300" simplePos="0" relativeHeight="251671552" behindDoc="0" locked="0" layoutInCell="1" allowOverlap="1" wp14:anchorId="0BC8C6D9" wp14:editId="025674AD">
             <wp:simplePos x="0" y="0"/>
@@ -798,6 +850,9 @@
         </w:drawing>
       </w:r>
       <w:r>
+        <w:rPr>
+          <w:noProof/>
+        </w:rPr>
         <w:drawing>
           <wp:anchor distT="0" distB="0" distL="114300" distR="114300" simplePos="0" relativeHeight="251670528" behindDoc="0" locked="0" layoutInCell="1" allowOverlap="1" wp14:anchorId="44D97BB4" wp14:editId="696917AC">
             <wp:simplePos x="0" y="0"/>
@@ -917,6 +972,9 @@
         </mc:AlternateContent>
       </w:r>
       <w:r>
+        <w:rPr>
+          <w:noProof/>
+        </w:rPr>
         <w:drawing>
           <wp:inline distT="0" distB="0" distL="0" distR="0" wp14:anchorId="27E0E06B" wp14:editId="05C843CC">
             <wp:extent cx="5612130" cy="3837305"/>
@@ -1049,6 +1107,9 @@
         </mc:AlternateContent>
       </w:r>
       <w:r>
+        <w:rPr>
+          <w:noProof/>
+        </w:rPr>
         <w:drawing>
           <wp:inline distT="0" distB="0" distL="0" distR="0" wp14:anchorId="49EA6EAD" wp14:editId="56783E15">
             <wp:extent cx="5612130" cy="3793490"/>
@@ -2106,6 +2167,16 @@
     <w:link w:val="Piedepgina"/>
     <w:uiPriority w:val="99"/>
     <w:rsid w:val="00567728"/>
+  </w:style>
+  <w:style w:type="character" w:styleId="Textodelmarcadordeposicin">
+    <w:name w:val="Placeholder Text"/>
+    <w:basedOn w:val="Fuentedeprrafopredeter"/>
+    <w:uiPriority w:val="99"/>
+    <w:semiHidden/>
+    <w:rsid w:val="002E3E08"/>
+    <w:rPr>
+      <w:color w:val="666666"/>
+    </w:rPr>
   </w:style>
 </w:styles>
 </file>
